--- a/assets/jiaqi-ge-cv.docx
+++ b/assets/jiaqi-ge-cv.docx
@@ -777,7 +777,7 @@
                 <w:i/>
                 <w:sz w:val="21"/>
               </w:rPr>
-              <w:t>Abu Dhabi AI, advised by Prof. Lijie Hu</w:t>
+              <w:t>MBZUAI - Mohamed bin Zayed University of Artificial Intelligence, advised by Prof. Lijie Hu</w:t>
             </w:r>
           </w:p>
         </w:tc>
